--- a/documents/fiches-projets/Fiche_Projet_P10_Portfolio.docx
+++ b/documents/fiches-projets/Fiche_Projet_P10_Portfolio.docx
@@ -1241,7 +1241,7 @@
                 <w:sz w:val="16"/>
                 <w:szCs w:val="16"/>
               </w:rPr>
-              <w:t xml:space="preserve">Le notebook livré précédemment produit les bons chiffres, mais ses contrôles qualité sont dispersés dans 216 cellules de code, relus à la main, sans synthèse unique. Le catalogue évolue, les identifiants diffèrent d'un système à l'autre : à chaque nouvelle extraction, le risque d'oublier un contrôle grandit, et un lecteur non technique ne peut pas savoir si les données sont saines.</w:t>
+              <w:t xml:space="preserve">BottleNeck, marchand de vin prestigieux, dispose depuis la mission précédente d'une analyse de son stock : un notebook Python qui traite trois exports — 825 références à l'ERP, 1 513 lignes côté Web (716 produits, 714 SKU exploitables) et 825 correspondances de liaison. L'outil donne les bons chiffres, mais reste opaque : 29 contrôles qualité dispersés dans 216 cellules de code, aucune jointure sous contrat, une narration réduite et une relance qui dépend de son auteur.</w:t>
             </w:r>
           </w:p>
         </w:tc>
@@ -1322,7 +1322,7 @@
                 <w:sz w:val="16"/>
                 <w:szCs w:val="16"/>
               </w:rPr>
-              <w:t xml:space="preserve">Reprendre ce livrable et l'améliorer avec l'IA, de manière critique et documentée. Le point de départ est imposé : auditer l'existant avant de toucher au code. Puis choisir les axes d'amélioration, les cadrer dans un cahier des charges fonctionnel, les planifier avec des outils de gestion de projet, et ne retenir aucune option sans l'avoir confrontée à une variante.</w:t>
+              <w:t xml:space="preserve">Reprendre le notebook livré à la mission précédente et l'améliorer avec l'IA, de manière critique et documentée. Quatre exigences imposées par la commande : une veille comparant au moins deux options par sujet, un cahier des charges fonctionnel, un pilotage de projet — lots, backlog, planning, risques — et une documentation traçant les essais, les limites et la reproductibilité. S'y ajoute un mini-plan de formation pour les utilisateurs métier. Consigne explicite : aucune correction automatique de donnée, et pas de mise en production.</w:t>
             </w:r>
           </w:p>
         </w:tc>
@@ -1554,7 +1554,7 @@
                 <w:sz w:val="16"/>
                 <w:szCs w:val="16"/>
               </w:rPr>
-              <w:t xml:space="preserve">Dix règles centralisées remplacent vingt-neuf contrôles dispersés. Les deux bibliothèques détectent les mêmes quatorze anomalies : Pandera est retenu sur le coût d'usage, Great Expectations écarté après un POC complet. Le notebook contient 28 % de lignes de code en moins et deux fois plus d'assertions bloquantes, sa narration passe de 13 % à 60 %, et neuf contrats de cardinalité garantissent qu'aucune ligne n'est perdue ni dupliquée. Aucune donnée n'est jamais corrigée automatiquement.</w:t>
+              <w:t xml:space="preserve">Un notebook auditable, reproductible et plus léger, accompagné de sept documents. Dix règles centralisées remplacent vingt-neuf contrôles dispersés ; les assertions bloquantes passent de 19 à 41 ; neuf jointures sont placées sous contrat de cardinalité ; la narration passe de 13 % à 60 % et le volume de code recule de 28 %. Les deux bibliothèques comparées détectent exactement les mêmes quatorze anomalies : Pandera est retenu sur le coût d'usage, Great Expectations écarté après un POC complet. Aucune donnée n'est jamais corrigée automatiquement.</w:t>
             </w:r>
           </w:p>
         </w:tc>
@@ -2921,7 +2921,7 @@
                 <w:sz w:val="16"/>
                 <w:szCs w:val="16"/>
               </w:rPr>
-              <w:t xml:space="preserve">L'IQR et la méthode multivariée ne désignent pas les mêmes produits : le recouvrement est partiel.</w:t>
+              <w:t xml:space="preserve">36 atypiques par l'écart interquartile, 17 par le Z-score, 17 par la méthode multivariée — 8 produits communs seulement, indice de Jaccard 0,18.</w:t>
             </w:r>
           </w:p>
         </w:tc>

--- a/documents/fiches-projets/Fiche_Projet_P10_Portfolio.docx
+++ b/documents/fiches-projets/Fiche_Projet_P10_Portfolio.docx
@@ -46,7 +46,7 @@
           <w:sz w:val="20"/>
           <w:szCs w:val="20"/>
         </w:rPr>
-        <w:t xml:space="preserve">Audit de l'existant, six axes d'amélioration cadrés et planifiés, six comparaisons menées avant décision — et une documentation qui permet à un tiers de relancer l'analyse sans moi.</w:t>
+        <w:t xml:space="preserve">Un socle qualité et quatre améliorations complémentaires, chacune comparée avant d'être retenue — et une documentation qui permet à un tiers de relancer l'analyse sans son auteur.</w:t>
       </w:r>
     </w:p>
     <w:p>
@@ -432,7 +432,7 @@
                 <w:sz w:val="16"/>
                 <w:szCs w:val="16"/>
               </w:rPr>
-              <w:t xml:space="preserve">3 sources · 825 références ERP · 714 SKU Web exploitables</w:t>
+              <w:t xml:space="preserve">3 sources · 825 ERP · 1 513 lignes Web · 825 liaisons</w:t>
             </w:r>
           </w:p>
         </w:tc>
@@ -494,7 +494,7 @@
                 <w:sz w:val="16"/>
                 <w:szCs w:val="16"/>
               </w:rPr>
-              <w:t xml:space="preserve">10 règles de qualité · 2 outils comparés · 6 comparaisons</w:t>
+              <w:t xml:space="preserve">Socle qualité sur 3 sources · 20 règles · 2 moteurs comparés</w:t>
             </w:r>
           </w:p>
         </w:tc>
@@ -1322,7 +1322,7 @@
                 <w:sz w:val="16"/>
                 <w:szCs w:val="16"/>
               </w:rPr>
-              <w:t xml:space="preserve">Reprendre le notebook livré à la mission précédente et l'améliorer avec l'IA, de manière critique et documentée. Quatre exigences imposées par la commande : une veille comparant au moins deux options par sujet, un cahier des charges fonctionnel, un pilotage de projet — lots, backlog, planning, risques — et une documentation traçant les essais, les limites et la reproductibilité. S'y ajoute un mini-plan de formation pour les utilisateurs métier. Consigne explicite : aucune correction automatique de donnée, et pas de mise en production.</w:t>
+              <w:t xml:space="preserve">Améliorer le notebook du projet 5 du portfolio avec l'IA, de manière critique et documentée : tester plusieurs options, comparer les résultats, justifier les choix et conserver les preuves. Quatre exigences imposées par la commande — une veille, un cahier des charges fonctionnel, une gestion de projet outillée et une documentation traçant les essais, les limites et la reproductibilité — auxquelles s'ajoute la formation des utilisateurs métier. Consigne explicite : aucune correction automatique de donnée, et pas de mise en production.</w:t>
             </w:r>
           </w:p>
         </w:tc>
@@ -1403,77 +1403,119 @@
                 <w:sz w:val="16"/>
                 <w:szCs w:val="16"/>
               </w:rPr>
-              <w:t xml:space="preserve">1. Auditer l'existant — forces et limites du notebook initial, onze axes d'amélioration priorisés avant toute modification.</w:t>
-            </w:r>
-          </w:p>
-          <w:p>
-            <w:pPr>
-              <w:spacing w:after="0" w:line="240"/>
-            </w:pPr>
-            <w:r>
-              <w:rPr>
-                <w:rFonts w:ascii="Calibri" w:cs="Calibri" w:eastAsia="Calibri" w:hAnsi="Calibri"/>
-                <w:color w:val="33454A"/>
-                <w:sz w:val="16"/>
-                <w:szCs w:val="16"/>
-              </w:rPr>
-              <w:t xml:space="preserve">2. Choisir les axes — un axe principal, la qualité des données, et cinq axes complémentaires : nettoyage, atypiques, corrélations, visualisation, analyse exploratoire.</w:t>
-            </w:r>
-          </w:p>
-          <w:p>
-            <w:pPr>
-              <w:spacing w:after="0" w:line="240"/>
-            </w:pPr>
-            <w:r>
-              <w:rPr>
-                <w:rFonts w:ascii="Calibri" w:cs="Calibri" w:eastAsia="Calibri" w:hAnsi="Calibri"/>
-                <w:color w:val="33454A"/>
-                <w:sz w:val="16"/>
-                <w:szCs w:val="16"/>
-              </w:rPr>
-              <w:t xml:space="preserve">3. Cadrer — cahier des charges fonctionnel : besoin reformulé, cinq publics et leurs décisions, dix-sept exigences priorisées MoSCoW, critères d'acceptation.</w:t>
-            </w:r>
-          </w:p>
-          <w:p>
-            <w:pPr>
-              <w:spacing w:after="0" w:line="240"/>
-            </w:pPr>
-            <w:r>
-              <w:rPr>
-                <w:rFonts w:ascii="Calibri" w:cs="Calibri" w:eastAsia="Calibri" w:hAnsi="Calibri"/>
-                <w:color w:val="33454A"/>
-                <w:sz w:val="16"/>
-                <w:szCs w:val="16"/>
-              </w:rPr>
-              <w:t xml:space="preserve">4. Planifier — six lots, vingt-sept tâches estimées, planning de quatorze jours ouvrés, quatre jalons, six points de contrôle, quinze risques cotés.</w:t>
-            </w:r>
-          </w:p>
-          <w:p>
-            <w:pPr>
-              <w:spacing w:after="0" w:line="240"/>
-            </w:pPr>
-            <w:r>
-              <w:rPr>
-                <w:rFonts w:ascii="Calibri" w:cs="Calibri" w:eastAsia="Calibri" w:hAnsi="Calibri"/>
-                <w:color w:val="33454A"/>
-                <w:sz w:val="16"/>
-                <w:szCs w:val="16"/>
-              </w:rPr>
-              <w:t xml:space="preserve">5. Comparer et arbitrer — six comparaisons menées à périmètre égal, sur des critères écrits avant le test ; aucune option retenue seule.</w:t>
-            </w:r>
-          </w:p>
-          <w:p>
-            <w:pPr>
-              <w:spacing w:after="0" w:line="240"/>
-            </w:pPr>
-            <w:r>
-              <w:rPr>
-                <w:rFonts w:ascii="Calibri" w:cs="Calibri" w:eastAsia="Calibri" w:hAnsi="Calibri"/>
-                <w:color w:val="33454A"/>
-                <w:sz w:val="16"/>
-                <w:szCs w:val="16"/>
-              </w:rPr>
-              <w:t xml:space="preserve">6. Intégrer et documenter — validation centralisée, jointures sous contrat, rapport métier, journal des expérimentations IA, guide d'exécution, formation et synthèse.</w:t>
+              <w:t xml:space="preserve">Sept étapes, une par attendu de méthode, et un pilotage transversal.</w:t>
+            </w:r>
+          </w:p>
+          <w:p>
+            <w:pPr>
+              <w:spacing w:after="0" w:line="240"/>
+            </w:pPr>
+            <w:r>
+              <w:rPr>
+                <w:rFonts w:ascii="Calibri" w:cs="Calibri" w:eastAsia="Calibri" w:hAnsi="Calibri"/>
+                <w:color w:val="33454A"/>
+                <w:sz w:val="16"/>
+                <w:szCs w:val="16"/>
+              </w:rPr>
+              <w:t xml:space="preserve">1. Auditer l'existant — un notebook déjà riche, mais des contrôles dispersés et une réutilisation risquée.</w:t>
+            </w:r>
+          </w:p>
+          <w:p>
+            <w:pPr>
+              <w:spacing w:after="0" w:line="240"/>
+            </w:pPr>
+            <w:r>
+              <w:rPr>
+                <w:rFonts w:ascii="Calibri" w:cs="Calibri" w:eastAsia="Calibri" w:hAnsi="Calibri"/>
+                <w:color w:val="33454A"/>
+                <w:sz w:val="16"/>
+                <w:szCs w:val="16"/>
+              </w:rPr>
+              <w:t xml:space="preserve">2. Cadrer — cahier des charges fonctionnel : périmètre, contraintes, dix-sept exigences priorisées MoSCoW.</w:t>
+            </w:r>
+          </w:p>
+          <w:p>
+            <w:pPr>
+              <w:spacing w:after="0" w:line="240"/>
+            </w:pPr>
+            <w:r>
+              <w:rPr>
+                <w:rFonts w:ascii="Calibri" w:cs="Calibri" w:eastAsia="Calibri" w:hAnsi="Calibri"/>
+                <w:color w:val="33454A"/>
+                <w:sz w:val="16"/>
+                <w:szCs w:val="16"/>
+              </w:rPr>
+              <w:t xml:space="preserve">3. Veiller — plusieurs options par amélioration, évaluées sur des critères définis avant le test.</w:t>
+            </w:r>
+          </w:p>
+          <w:p>
+            <w:pPr>
+              <w:spacing w:after="0" w:line="240"/>
+            </w:pPr>
+            <w:r>
+              <w:rPr>
+                <w:rFonts w:ascii="Calibri" w:cs="Calibri" w:eastAsia="Calibri" w:hAnsi="Calibri"/>
+                <w:color w:val="33454A"/>
+                <w:sz w:val="16"/>
+                <w:szCs w:val="16"/>
+              </w:rPr>
+              <w:t xml:space="preserve">4. Bâtir le socle qualité — diagnostic automatisé des trois sources, puis référentiel de règles ; le moteur est choisi par POC comparatif.</w:t>
+            </w:r>
+          </w:p>
+          <w:p>
+            <w:pPr>
+              <w:spacing w:after="0" w:line="240"/>
+            </w:pPr>
+            <w:r>
+              <w:rPr>
+                <w:rFonts w:ascii="Calibri" w:cs="Calibri" w:eastAsia="Calibri" w:hAnsi="Calibri"/>
+                <w:color w:val="33454A"/>
+                <w:sz w:val="16"/>
+                <w:szCs w:val="16"/>
+              </w:rPr>
+              <w:t xml:space="preserve">5. Traiter les quatre améliorations complémentaires — nettoyage, jointures, détection d'anomalies, visualisations.</w:t>
+            </w:r>
+          </w:p>
+          <w:p>
+            <w:pPr>
+              <w:spacing w:after="0" w:line="240"/>
+            </w:pPr>
+            <w:r>
+              <w:rPr>
+                <w:rFonts w:ascii="Calibri" w:cs="Calibri" w:eastAsia="Calibri" w:hAnsi="Calibri"/>
+                <w:color w:val="33454A"/>
+                <w:sz w:val="16"/>
+                <w:szCs w:val="16"/>
+              </w:rPr>
+              <w:t xml:space="preserve">6. Restituer et documenter — six sorties produites par le notebook, dossier documentaire de dix pièces.</w:t>
+            </w:r>
+          </w:p>
+          <w:p>
+            <w:pPr>
+              <w:spacing w:after="0" w:line="240"/>
+            </w:pPr>
+            <w:r>
+              <w:rPr>
+                <w:rFonts w:ascii="Calibri" w:cs="Calibri" w:eastAsia="Calibri" w:hAnsi="Calibri"/>
+                <w:color w:val="33454A"/>
+                <w:sz w:val="16"/>
+                <w:szCs w:val="16"/>
+              </w:rPr>
+              <w:t xml:space="preserve">7. Former les utilisateurs métier — mini-plan d'une heure trente et mémo d'une page.</w:t>
+            </w:r>
+          </w:p>
+          <w:p>
+            <w:pPr>
+              <w:spacing w:after="0" w:line="240"/>
+            </w:pPr>
+            <w:r>
+              <w:rPr>
+                <w:rFonts w:ascii="Calibri" w:cs="Calibri" w:eastAsia="Calibri" w:hAnsi="Calibri"/>
+                <w:color w:val="33454A"/>
+                <w:sz w:val="16"/>
+                <w:szCs w:val="16"/>
+              </w:rPr>
+              <w:t xml:space="preserve">+ Piloter — sept lots, vingt-sept tâches, quatre jalons adossés à un livrable, quinze risques cotés.</w:t>
             </w:r>
           </w:p>
         </w:tc>
@@ -1554,7 +1596,7 @@
                 <w:sz w:val="16"/>
                 <w:szCs w:val="16"/>
               </w:rPr>
-              <w:t xml:space="preserve">Un notebook auditable, reproductible et plus léger, accompagné de sept documents. Dix règles centralisées remplacent vingt-neuf contrôles dispersés ; les assertions bloquantes passent de 19 à 41 ; neuf jointures sont placées sous contrat de cardinalité ; la narration passe de 13 % à 60 % et le volume de code recule de 28 %. Les deux bibliothèques comparées détectent exactement les mêmes quatorze anomalies : Pandera est retenu sur le coût d'usage, Great Expectations écarté après un POC complet. Aucune donnée n'est jamais corrigée automatiquement.</w:t>
+              <w:t xml:space="preserve">Mêmes 825 références et mêmes analyses métier, mais un niveau de contrôle et de traçabilité supérieur. Le référentiel compte vingt règles écrites une seule fois et appliquées aux trois sources ; les contrôles automatiques passent de 19 à 41 ; deux contrats de cardinalité sécurisent les jointures ; la narration passe de 13 % à 60 % et le volume de code recule de 12 762 à 9 402 lignes. Le notebook produit désormais six sorties — quatre rapports de profiling, un rapport métier HTML et un classeur d'analyse. Aucune donnée n'est corrigée automatiquement. Le gain n'est pas d'avoir produit plus d'analyses, mais de pouvoir refaire la même et obtenir un résultat fiable.</w:t>
             </w:r>
           </w:p>
         </w:tc>
@@ -2985,7 +3027,7 @@
                 <w:sz w:val="16"/>
                 <w:szCs w:val="16"/>
               </w:rPr>
-              <w:t xml:space="preserve">Mesure des corrélations</w:t>
+              <w:t xml:space="preserve">Jointures et reproductibilité</w:t>
             </w:r>
           </w:p>
         </w:tc>
@@ -3016,7 +3058,7 @@
                 <w:sz w:val="16"/>
                 <w:szCs w:val="16"/>
               </w:rPr>
-              <w:t xml:space="preserve">La distribution des prix est fortement asymétrique : le coefficient linéaire y est fragile.</w:t>
+              <w:t xml:space="preserve">Le contrôle manuel du volume après fusion ne protège ni des pertes ni des duplications.</w:t>
             </w:r>
           </w:p>
         </w:tc>
@@ -3047,7 +3089,7 @@
                 <w:sz w:val="16"/>
                 <w:szCs w:val="16"/>
               </w:rPr>
-              <w:t xml:space="preserve">Corrélation de rang (Spearman). Les conclusions restent formulées comme des associations, jamais comme des causes.</w:t>
+              <w:t xml:space="preserve">Contrôle d'unicité, contrat de cardinalité et indicateur de fusion : les 825 références ERP sont conservées, vérifié à l'exécution.</w:t>
             </w:r>
           </w:p>
         </w:tc>
